--- a/fixtures/example-data-analyst/example-data-analyst-resume-letter.docx
+++ b/fixtures/example-data-analyst/example-data-analyst-resume-letter.docx
@@ -126,7 +126,7 @@
           <w:bCs w:val="1"/>
           <w:rtl w:val="0"/>
         </w:rPr>
-        <w:t xml:space="preserve">Trailhead Outdoor Supply</w:t>
+        <w:t xml:space="preserve">Talus &amp; Tern Outdoor Supply</w:t>
       </w:r>
       <w:r>
         <w:rPr>
@@ -249,7 +249,7 @@
           <w:bCs w:val="1"/>
           <w:rtl w:val="0"/>
         </w:rPr>
-        <w:t xml:space="preserve">Foothill Credit Union</w:t>
+        <w:t xml:space="preserve">Larkmead Credit Union</w:t>
       </w:r>
       <w:r>
         <w:rPr>
@@ -442,7 +442,7 @@
           <w:bCs w:val="1"/>
           <w:rtl w:val="0"/>
         </w:rPr>
-        <w:t xml:space="preserve">Front Range State University</w:t>
+        <w:t xml:space="preserve">Cottonhollow University</w:t>
       </w:r>
       <w:r>
         <w:rPr>

--- a/fixtures/example-data-analyst/example-data-analyst-resume-letter.docx
+++ b/fixtures/example-data-analyst/example-data-analyst-resume-letter.docx
@@ -31,7 +31,7 @@
           <w:rPr>
             <w:rtl w:val="0"/>
           </w:rPr>
-          <w:t xml:space="preserve">nathan.kim@email.com</w:t>
+          <w:t xml:space="preserve">nathan.kim@example.com</w:t>
         </w:r>
       </w:hyperlink>
       <w:r>
